--- a/docs/clients/group-order/Group2_Esperia_Energy/contracts/v6/Galascope-EPC-Package-v6.5-READY-TO-SEND/08-Redline-Response-Matrix-v6.5.docx
+++ b/docs/clients/group-order/Group2_Esperia_Energy/contracts/v6/Galascope-EPC-Package-v6.5-READY-TO-SEND/08-Redline-Response-Matrix-v6.5.docx
@@ -26,7 +26,7 @@
           <w:color w:val="404040"/>
           <w:sz w:val="19"/>
         </w:rPr>
-        <w:t>Client feedback on the EPC and LTSA — Timotheos (technical review), Dino Constantinou, and Anastasios (lawyer) — and our response as at v6.3. Prepared by Lighthief Cyprus Ltd · July 2026.</w:t>
+        <w:t>Client feedback on the EPC and LTSA — Timotheos (technical review), Dino Constantinou, and Anastasios (lawyer) — and our response, updated through v6.5 (Parts A-C) and the Part D Stelios SCC-call + Sybaris push-back round. Prepared by Lighthief Cyprus Ltd · July-August 2026.</w:t>
       </w:r>
     </w:p>
     <w:p>
